--- a/Info/Documentación de la actividad 2.docx
+++ b/Info/Documentación de la actividad 2.docx
@@ -8,6 +8,20 @@
           <w:lang w:val="es-ES"/>
         </w:rPr>
       </w:pPr>
+      <w:r>
+        <w:rPr>
+          <w:lang w:val="es-ES"/>
+        </w:rPr>
+        <w:t xml:space="preserve"> </w:t>
+      </w:r>
+      <w:r>
+        <w:rPr>
+          <w:lang w:val="es-ES"/>
+        </w:rPr>
+        <w:t>b</w:t>
+      </w:r>
+      <w:bookmarkStart w:id="0" w:name="_GoBack"/>
+      <w:bookmarkEnd w:id="0"/>
       <w:r>
         <w:rPr>
           <w:lang w:val="es-ES"/>
@@ -709,7 +723,6 @@
                 <w:lang w:val="es-ES"/>
               </w:rPr>
             </w:pPr>
-            <w:bookmarkStart w:id="0" w:name="_GoBack"/>
             <w:proofErr w:type="spellStart"/>
             <w:r>
               <w:rPr>
@@ -717,7 +730,6 @@
               </w:rPr>
               <w:t>registrarMecanico</w:t>
             </w:r>
-            <w:bookmarkEnd w:id="0"/>
             <w:proofErr w:type="spellEnd"/>
           </w:p>
         </w:tc>
